--- a/History/chapters/01 - No Hands, No Cities - Why the Dolphins Only Watched.docx
+++ b/History/chapters/01 - No Hands, No Cities - Why the Dolphins Only Watched.docx
@@ -147,6 +147,14 @@
           <w:iCs/>
         </w:rPr>
         <w:t xml:space="preserve">“We were never damaged by our own inventions,” dolphin historians noted, “because we were never permitted to have any. There are worse fates than being only a witness.”</w:t>
+      </w:r>
+    </w:p>
+    <w:p>
+      <w:pPr>
+        <w:spacing w:after="200"/>
+      </w:pPr>
+      <w:r>
+        <w:t xml:space="preserve">Dr. Susurrus Undertow, the Society's standing dissent, declined to let that line pass unchallenged. Her objection, entered into the record and outvoted by the usual half-awake margin, was that a species with no hands never had to choose not to build the bomb, poison the river, or draft its young — and that congratulating yourself for a virtue you were never in a position to fail at is not the same as having it. The quorum's majority held that watching a species make the choice, badly, for forty chapters, was itself a kind of education dolphins had earned the right to draw a conclusion from. Both positions remain on file.</w:t>
       </w:r>
     </w:p>
     <w:p>

--- a/History/chapters/01 - No Hands, No Cities - Why the Dolphins Only Watched.docx
+++ b/History/chapters/01 - No Hands, No Cities - Why the Dolphins Only Watched.docx
@@ -147,14 +147,6 @@
           <w:iCs/>
         </w:rPr>
         <w:t xml:space="preserve">“We were never damaged by our own inventions,” dolphin historians noted, “because we were never permitted to have any. There are worse fates than being only a witness.”</w:t>
-      </w:r>
-    </w:p>
-    <w:p>
-      <w:pPr>
-        <w:spacing w:after="200"/>
-      </w:pPr>
-      <w:r>
-        <w:t xml:space="preserve">Dr. Susurrus Undertow, the Society's standing dissent, declined to let that line pass unchallenged. Her objection, entered into the record and outvoted by the usual half-awake margin, was that a species with no hands never had to choose not to build the bomb, poison the river, or draft its young — and that congratulating yourself for a virtue you were never in a position to fail at is not the same as having it. The quorum's majority held that watching a species make the choice, badly, for forty chapters, was itself a kind of education dolphins had earned the right to draw a conclusion from. Both positions remain on file.</w:t>
       </w:r>
     </w:p>
     <w:p>

--- a/History/chapters/01 - No Hands, No Cities - Why the Dolphins Only Watched.docx
+++ b/History/chapters/01 - No Hands, No Cities - Why the Dolphins Only Watched.docx
@@ -34,7 +34,7 @@
         <w:spacing w:after="200"/>
       </w:pPr>
       <w:r>
-        <w:t xml:space="preserve">Their brains, relative to body size, rank close behind humans and above every great ape. Some measures of the ratio put bottlenose dolphins ahead of chimpanzees.</w:t>
+        <w:t xml:space="preserve">Their brains, relative to body size, rank close behind humans and above every great ape. On the usual yardstick, the encephalization quotient, a bottlenose dolphin scores a little over 4 and a chimpanzee about 2.5. Only humans, at about 7, score higher.</w:t>
       </w:r>
     </w:p>
     <w:p>
